--- a/data/ai_paras/AI_para_98.docx
+++ b/data/ai_paras/AI_para_98.docx
@@ -4,7 +4,7 @@
   <w:body>
     <w:p>
       <w:r>
-        <w:t>Money serves as a powerful motivator by significantly enhancing productivity within both individual and organizational contexts. For instance, performance-based bonuses and salary increments are common strategies employed by companies to incentivize employees, leading to measurable improvements in work output. Furthermore, financial rewards are pivotal in spurring innovation, as seen in industries where research and development are heavily funded, resulting in breakthroughs that drive technological and scientific progress. Additionally, monetary incentives often play a key role in rewarding hard work, thereby fostering a culture of meritocracy where individuals are motivated to excel and contribute effectively to organizational goals. Through these mechanisms, money not only drives economic growth but also cultivates an environment where effort and creativity are duly recognized and encouraged.</w:t>
+        <w:t>The exploration of money as a motivating factor reveals its dual role in driving both constructive and destructive outcomes. On the constructive side, financial incentives boost productivity, foster innovation, and reward hard work, contributing to economic growth and organizational success. Conversely, when pursued without ethical considerations, money can incite greed and unethical behavior, leading to financial crises and compromised values. To leverage money's constructive potential, organizations should align financial rewards with ethical standards and long-term goals, ensuring that monetary incentives promote sustainability and integrity. By adopting these strategies, it is possible to harness the positive aspects of financial motivation while mitigating its potential to cause adverse consequences, thereby fostering a balanced approach to motivation in diverse contexts.</w:t>
       </w:r>
     </w:p>
     <w:sectPr>
